--- a/word_reports/LP_0071_위치_359_Bee Gees_Here at Last... .docx
+++ b/word_reports/LP_0071_위치_359_Bee Gees_Here at Last... .docx
@@ -4,7 +4,7 @@
   <w:body>
     <w:p>
       <w:pPr>
-        <w:spacing w:after="280"/>
+        <w:spacing w:after="80"/>
       </w:pPr>
       <w:r>
         <w:rPr w:rFonts="맑은 고딕">
@@ -13,94 +13,47 @@
           <w:color w:val="1E3A8A"/>
           <w:sz w:val="30"/>
         </w:rPr>
-        <w:t>[359] Bee Gees - Here at Last... Live</w:t>
+        <w:t>Bee Gees (비지스) - Here at Last... Live</w:t>
       </w:r>
     </w:p>
     <w:p>
       <w:pPr>
-        <w:spacing w:after="320"/>
+        <w:spacing w:after="240"/>
       </w:pPr>
       <w:r>
         <w:rPr w:rFonts="맑은 고딕">
           <w:rFonts w:ascii="맑은 고딕" w:hAnsi="맑은 고딕" w:eastAsia="맑은 고딕"/>
           <w:b/>
-          <w:sz w:val="20"/>
+          <w:color w:val="4B5563"/>
+          <w:sz w:val="22"/>
         </w:rPr>
-        <w:t>■ 위치 : 359</w:t>
-        <w:br/>
-      </w:r>
-      <w:r>
-        <w:rPr w:rFonts="맑은 고딕">
-          <w:rFonts w:ascii="맑은 고딕" w:hAnsi="맑은 고딕" w:eastAsia="맑은 고딕"/>
-          <w:b/>
-          <w:sz w:val="20"/>
-        </w:rPr>
-        <w:t>■ 아티스트 : Bee Gees</w:t>
-        <w:br/>
-      </w:r>
-      <w:r>
-        <w:rPr w:rFonts="맑은 고딕">
-          <w:rFonts w:ascii="맑은 고딕" w:hAnsi="맑은 고딕" w:eastAsia="맑은 고딕"/>
-          <w:b/>
-          <w:sz w:val="20"/>
-        </w:rPr>
-        <w:t>■ 앨범명 : Here at Last... Live</w:t>
-        <w:br/>
-      </w:r>
-      <w:r>
-        <w:rPr w:rFonts="맑은 고딕">
-          <w:rFonts w:ascii="맑은 고딕" w:hAnsi="맑은 고딕" w:eastAsia="맑은 고딕"/>
-          <w:b w:val="0"/>
-          <w:sz w:val="20"/>
-        </w:rPr>
-        <w:t>■ 음반 레이블 : RSO Records</w:t>
-        <w:br/>
-      </w:r>
-      <w:r>
-        <w:rPr w:rFonts="맑은 고딕">
-          <w:rFonts w:ascii="맑은 고딕" w:hAnsi="맑은 고딕" w:eastAsia="맑은 고딕"/>
-          <w:b w:val="0"/>
-          <w:sz w:val="20"/>
-        </w:rPr>
-        <w:t>■ 발매년도 : 1977</w:t>
-        <w:br/>
-      </w:r>
-      <w:r>
-        <w:rPr w:rFonts="맑은 고딕">
-          <w:rFonts w:ascii="맑은 고딕" w:hAnsi="맑은 고딕" w:eastAsia="맑은 고딕"/>
-          <w:b w:val="0"/>
-          <w:sz w:val="20"/>
-        </w:rPr>
-        <w:t>■ 장르 : 디스코, 팝 록, 소프트 록 (Disco, Pop Rock, Soft Rock)</w:t>
-        <w:br/>
-      </w:r>
-      <w:r>
-        <w:rPr w:rFonts="맑은 고딕">
-          <w:rFonts w:ascii="맑은 고딕" w:hAnsi="맑은 고딕" w:eastAsia="맑은 고딕"/>
-          <w:b w:val="0"/>
-          <w:sz w:val="20"/>
-        </w:rPr>
-        <w:t>■ 주요 수록곡 : 1. You Should Be Dancing</w:t>
-        <w:br/>
+        <w:t>위치 :  359</w:t>
       </w:r>
     </w:p>
     <w:p>
       <w:pPr>
-        <w:spacing w:after="160"/>
+        <w:spacing w:line="324" w:lineRule="auto" w:before="80" w:after="160"/>
       </w:pPr>
       <w:r>
         <w:rPr w:rFonts="맑은 고딕">
           <w:rFonts w:ascii="맑은 고딕" w:hAnsi="맑은 고딕" w:eastAsia="맑은 고딕"/>
           <w:b/>
           <w:color w:val="1F2937"/>
-          <w:sz w:val="24"/>
+          <w:sz w:val="22"/>
         </w:rPr>
-        <w:t>■ 음반 해설 및 감상 가이드</w:t>
+        <w:t xml:space="preserve">[음반 소개] </w:t>
+      </w:r>
+      <w:r>
+        <w:rPr w:rFonts="맑은 고딕">
+          <w:rFonts w:ascii="맑은 고딕" w:hAnsi="맑은 고딕" w:eastAsia="맑은 고딕"/>
+          <w:b w:val="0"/>
+          <w:sz w:val="21"/>
+        </w:rPr>
       </w:r>
     </w:p>
     <w:p>
       <w:pPr>
-        <w:spacing w:line="312" w:lineRule="auto" w:after="120"/>
+        <w:spacing w:line="324" w:lineRule="auto" w:after="120"/>
       </w:pPr>
       <w:r>
         <w:rPr w:rFonts="맑은 고딕">
@@ -108,51 +61,608 @@
           <w:b w:val="0"/>
           <w:sz w:val="21"/>
         </w:rPr>
-        <w:t>비지스(Bee Gees)의 첫 번째 공식 라이브 앨범인 《Here at Last... Bee Gees... Live》는 1976년 12월 미국 로스앤젤레스 포럼(The Forum)에서 열린 정열적인 공연 실황을 담아낸 명반입니다. 1977년 5월에 발매된 이 음반은 비지스가 1960년대의 서정적인 소프트 팝 스타일에서 1970년대 후반 전 세계를 흔든 디스코 음악의 제왕으로 도약하는 역사적 전환점을 생생하게 증언합니다. 특히 전 세계적인 팝 문화 신드롬을 일으킨 영화 《토요일 밤의 열기(Saturday Night Fever)》 사운드트랙 발매 직전에 공개되어, 무대 위에서 절정에 달했던 그룹의 전성기 기량을 입증하는 귀중한 기록입니다.</w:t>
+        <w:t>1970년대 후반, 전 세계 팝 음악계의 거대한 지각변동을 예고하던 거장 비지스(Bee Gees)의 찬란한 전성기 에너지를 생생하게 박제한 최초의 공식 라이브 더블 앨범입니다. 로스앤젤레스 더 포럼(The Forum)의 열기 어린 밤을 수놓은 삼형제의 독보적인 화음은 섬세한 챔버 팝의 서정성과 약동하는 알앤비·디스코 그루브 사이를 완벽하게 유영합니다. 스튜디오 음반의 정교함을 넘어선 무대 위의 숨결과 전율이 고스란히 담겨 있어, 시대의 문턱에서 피어난 팝 하모니의 정점을 목도하게 하는 불멸의 실황 명반입니다.</w:t>
       </w:r>
     </w:p>
     <w:p>
       <w:pPr>
-        <w:spacing w:line="312" w:lineRule="auto" w:after="120"/>
+        <w:spacing w:line="324" w:lineRule="auto" w:before="200" w:after="80"/>
       </w:pPr>
+      <w:r>
+        <w:rPr w:rFonts="맑은 고딕">
+          <w:rFonts w:ascii="맑은 고딕" w:hAnsi="맑은 고딕" w:eastAsia="맑은 고딕"/>
+          <w:b/>
+          <w:color w:val="1E3A8A"/>
+          <w:sz w:val="24"/>
+        </w:rPr>
+        <w:t>1. 음반 데이터</w:t>
+      </w:r>
+    </w:p>
+    <w:p>
+      <w:pPr>
+        <w:spacing w:line="324" w:lineRule="auto" w:after="80"/>
+      </w:pPr>
+      <w:r>
+        <w:rPr w:rFonts="맑은 고딕">
+          <w:rFonts w:ascii="맑은 고딕" w:hAnsi="맑은 고딕" w:eastAsia="맑은 고딕"/>
+          <w:b w:val="0"/>
+          <w:color w:val="6B7280"/>
+          <w:sz w:val="21"/>
+        </w:rPr>
+        <w:t xml:space="preserve">· </w:t>
+      </w:r>
+      <w:r>
+        <w:rPr w:rFonts="맑은 고딕">
+          <w:rFonts w:ascii="맑은 고딕" w:hAnsi="맑은 고딕" w:eastAsia="맑은 고딕"/>
+          <w:b/>
+          <w:color w:val="1F2937"/>
+          <w:sz w:val="21"/>
+        </w:rPr>
+        <w:t xml:space="preserve">앨범명: </w:t>
+      </w:r>
       <w:r>
         <w:rPr w:rFonts="맑은 고딕">
           <w:rFonts w:ascii="맑은 고딕" w:hAnsi="맑은 고딕" w:eastAsia="맑은 고딕"/>
           <w:b w:val="0"/>
           <w:sz w:val="21"/>
         </w:rPr>
-        <w:t>이 앨범의 음악적 가치는 깁(Gibb) 삼 형제가 자랑하는 독보적인 보컬 하모니와 라이브 무대 특유의 폭발적인 에너지의 완벽한 조화에 있습니다. 스튜디오 레코딩의 정교함을 넘어선 선명하고 정열적인 사운드는 청중을 압도하며, 배리 깁의 시그니처인 가성(Falsetto) 보컬과 로빈 깁의 감성적인 음색이 교차하며 오케스트레이션을 연상시키는 풍성한 화음을 만들어냅니다. 앨런 켄달의 기성 넘치는 기타 리프와 블루 위버의 감각적인 키보드 연주는 비지스 음악에 입체감을 더하며, 당시 팝 신에서 가장 완벽했던 라이브 밴드로서의 위용을 여실히 보여줍니다.</w:t>
+        <w:t>Here at Last... Live</w:t>
       </w:r>
     </w:p>
     <w:p>
       <w:pPr>
-        <w:spacing w:line="312" w:lineRule="auto" w:after="120"/>
+        <w:spacing w:line="324" w:lineRule="auto" w:after="80"/>
       </w:pPr>
+      <w:r>
+        <w:rPr w:rFonts="맑은 고딕">
+          <w:rFonts w:ascii="맑은 고딕" w:hAnsi="맑은 고딕" w:eastAsia="맑은 고딕"/>
+          <w:b w:val="0"/>
+          <w:color w:val="6B7280"/>
+          <w:sz w:val="21"/>
+        </w:rPr>
+        <w:t xml:space="preserve">· </w:t>
+      </w:r>
+      <w:r>
+        <w:rPr w:rFonts="맑은 고딕">
+          <w:rFonts w:ascii="맑은 고딕" w:hAnsi="맑은 고딕" w:eastAsia="맑은 고딕"/>
+          <w:b/>
+          <w:color w:val="1F2937"/>
+          <w:sz w:val="21"/>
+        </w:rPr>
+        <w:t xml:space="preserve">아티스트: </w:t>
+      </w:r>
       <w:r>
         <w:rPr w:rFonts="맑은 고딕">
           <w:rFonts w:ascii="맑은 고딕" w:hAnsi="맑은 고딕" w:eastAsia="맑은 고딕"/>
           <w:b w:val="0"/>
           <w:sz w:val="21"/>
         </w:rPr>
-        <w:t>수록곡들은 그룹의 과거와 현재를 아우르는 베스트 음반의 성격을 띱니다. 초기의 명곡인 &lt;To Love Somebody&gt;나 &lt;How Can You Mend a Broken Heart&gt;에서는 클래식한 감성과 깊은 서정성을 느낄 수 있으며, &lt;Jive Talkin'&gt;과 &lt;Nights on Broadway&gt;로 이어지는 레퍼토리에서는 몰입도 높은 그루브와 신나는 리듬이 장관을 이룹니다. 특히 앨범의 하이라이트인 &lt;You Should Be Dancing&gt;은 관객들의 뜨거운 환호와 함께 현장의 열기를 최고조로 끌어올리며 디스코 시대의 서막을 화려하게 엽니다.</w:t>
+        <w:t>Bee Gees (비지스)</w:t>
       </w:r>
     </w:p>
     <w:p>
       <w:pPr>
-        <w:spacing w:line="312" w:lineRule="auto" w:after="120"/>
+        <w:spacing w:line="324" w:lineRule="auto" w:after="80"/>
       </w:pPr>
+      <w:r>
+        <w:rPr w:rFonts="맑은 고딕">
+          <w:rFonts w:ascii="맑은 고딕" w:hAnsi="맑은 고딕" w:eastAsia="맑은 고딕"/>
+          <w:b w:val="0"/>
+          <w:color w:val="6B7280"/>
+          <w:sz w:val="21"/>
+        </w:rPr>
+        <w:t xml:space="preserve">· </w:t>
+      </w:r>
+      <w:r>
+        <w:rPr w:rFonts="맑은 고딕">
+          <w:rFonts w:ascii="맑은 고딕" w:hAnsi="맑은 고딕" w:eastAsia="맑은 고딕"/>
+          <w:b/>
+          <w:color w:val="1F2937"/>
+          <w:sz w:val="21"/>
+        </w:rPr>
+        <w:t xml:space="preserve">발매 정보: </w:t>
+      </w:r>
       <w:r>
         <w:rPr w:rFonts="맑은 고딕">
           <w:rFonts w:ascii="맑은 고딕" w:hAnsi="맑은 고딕" w:eastAsia="맑은 고딕"/>
           <w:b w:val="0"/>
           <w:sz w:val="21"/>
         </w:rPr>
-        <w:t>2LP 세트로 구성된 이 음반은 1970년대 아날로그 콘서트 레코딩의 정수를 담고 있어 LP 수집가들에게 더욱 특별한 가치를 지닙니다. 스피커를 통해 전해지는 관객의 함성과 아날로그 음원 특유의 따뜻하고 입체적인 사운드는 마치 1976년 로스앤젤레스 포럼의 관객석 한가운데 서 있는 듯한 현장감을 선사합니다. 비지스의 음악적 유산 중 가장 역동적이고 생명력 넘치는 순간을 경험할 수 있는 명반입니다.</w:t>
+        <w:t>1976년 12월 로스앤젤레스 더 포럼(The Forum) 실황을 녹음하여 1977년 5월 RSO 레코드를 통해 발표된 비지스의 첫 공식 더블 라이브 음반으로, 밴드의 황금기를 증명하는 역사적 기록물입니다.</w:t>
+      </w:r>
+    </w:p>
+    <w:p>
+      <w:pPr>
+        <w:spacing w:line="324" w:lineRule="auto" w:after="80"/>
+      </w:pPr>
+      <w:r>
+        <w:rPr w:rFonts="맑은 고딕">
+          <w:rFonts w:ascii="맑은 고딕" w:hAnsi="맑은 고딕" w:eastAsia="맑은 고딕"/>
+          <w:b w:val="0"/>
+          <w:color w:val="6B7280"/>
+          <w:sz w:val="21"/>
+        </w:rPr>
+        <w:t xml:space="preserve">· </w:t>
+      </w:r>
+      <w:r>
+        <w:rPr w:rFonts="맑은 고딕">
+          <w:rFonts w:ascii="맑은 고딕" w:hAnsi="맑은 고딕" w:eastAsia="맑은 고딕"/>
+          <w:b/>
+          <w:color w:val="1F2937"/>
+          <w:sz w:val="21"/>
+        </w:rPr>
+        <w:t xml:space="preserve">LP 인기도(판매량): </w:t>
+      </w:r>
+      <w:r>
+        <w:rPr w:rFonts="맑은 고딕">
+          <w:rFonts w:ascii="맑은 고딕" w:hAnsi="맑은 고딕" w:eastAsia="맑은 고딕"/>
+          <w:b w:val="0"/>
+          <w:sz w:val="21"/>
+        </w:rPr>
+        <w:t>발매 직후 미국 빌보드 200 앨범 차트 8위까지 오르며 전미음반산업협회(RIAA) 플래티넘(100만 장 이상 판매) 인증을 획득하였고, 전 세계 주요 차트 상위권을 석권하며 라이브 앨범으로서는 이례적인 상업적 대성공을 기록했습니다.</w:t>
+      </w:r>
+    </w:p>
+    <w:p>
+      <w:pPr>
+        <w:spacing w:line="324" w:lineRule="auto" w:after="80"/>
+      </w:pPr>
+      <w:r>
+        <w:rPr w:rFonts="맑은 고딕">
+          <w:rFonts w:ascii="맑은 고딕" w:hAnsi="맑은 고딕" w:eastAsia="맑은 고딕"/>
+          <w:b w:val="0"/>
+          <w:color w:val="6B7280"/>
+          <w:sz w:val="21"/>
+        </w:rPr>
+        <w:t xml:space="preserve">· </w:t>
+      </w:r>
+      <w:r>
+        <w:rPr w:rFonts="맑은 고딕">
+          <w:rFonts w:ascii="맑은 고딕" w:hAnsi="맑은 고딕" w:eastAsia="맑은 고딕"/>
+          <w:b/>
+          <w:color w:val="1F2937"/>
+          <w:sz w:val="21"/>
+        </w:rPr>
+        <w:t xml:space="preserve">각종 수상경력: </w:t>
+      </w:r>
+      <w:r>
+        <w:rPr w:rFonts="맑은 고딕">
+          <w:rFonts w:ascii="맑은 고딕" w:hAnsi="맑은 고딕" w:eastAsia="맑은 고딕"/>
+          <w:b w:val="0"/>
+          <w:sz w:val="21"/>
+        </w:rPr>
+        <w:t>앨범에 수록된 라이브 싱글 'Edge of the Universe'가 빌보드 핫 100 톱 30에 진입하는 등 대중적 성과를 거두었으며, 대중음악 평단으로부터 팝 역사상 가장 완벽한 보컬 하모니를 구현한 무대 실황 중 하나로 높은 권위를 인정받고 있습니다.</w:t>
+      </w:r>
+    </w:p>
+    <w:p>
+      <w:pPr>
+        <w:spacing w:line="324" w:lineRule="auto" w:before="200" w:after="80"/>
+      </w:pPr>
+      <w:r>
+        <w:rPr w:rFonts="맑은 고딕">
+          <w:rFonts w:ascii="맑은 고딕" w:hAnsi="맑은 고딕" w:eastAsia="맑은 고딕"/>
+          <w:b/>
+          <w:color w:val="1E3A8A"/>
+          <w:sz w:val="24"/>
+        </w:rPr>
+        <w:t>2. 아티스트 정보</w:t>
+      </w:r>
+    </w:p>
+    <w:p>
+      <w:pPr>
+        <w:spacing w:line="324" w:lineRule="auto" w:after="80"/>
+      </w:pPr>
+      <w:r>
+        <w:rPr w:rFonts="맑은 고딕">
+          <w:rFonts w:ascii="맑은 고딕" w:hAnsi="맑은 고딕" w:eastAsia="맑은 고딕"/>
+          <w:b w:val="0"/>
+          <w:color w:val="6B7280"/>
+          <w:sz w:val="21"/>
+        </w:rPr>
+        <w:t xml:space="preserve">· </w:t>
+      </w:r>
+      <w:r>
+        <w:rPr w:rFonts="맑은 고딕">
+          <w:rFonts w:ascii="맑은 고딕" w:hAnsi="맑은 고딕" w:eastAsia="맑은 고딕"/>
+          <w:b/>
+          <w:color w:val="1F2937"/>
+          <w:sz w:val="21"/>
+        </w:rPr>
+        <w:t xml:space="preserve">국적: </w:t>
+      </w:r>
+      <w:r>
+        <w:rPr w:rFonts="맑은 고딕">
+          <w:rFonts w:ascii="맑은 고딕" w:hAnsi="맑은 고딕" w:eastAsia="맑은 고딕"/>
+          <w:b w:val="0"/>
+          <w:sz w:val="21"/>
+        </w:rPr>
+        <w:t>영국 (활동 기반: 호주 및 미국)</w:t>
+      </w:r>
+    </w:p>
+    <w:p>
+      <w:pPr>
+        <w:spacing w:line="324" w:lineRule="auto" w:after="80"/>
+      </w:pPr>
+      <w:r>
+        <w:rPr w:rFonts="맑은 고딕">
+          <w:rFonts w:ascii="맑은 고딕" w:hAnsi="맑은 고딕" w:eastAsia="맑은 고딕"/>
+          <w:b w:val="0"/>
+          <w:color w:val="6B7280"/>
+          <w:sz w:val="21"/>
+        </w:rPr>
+        <w:t xml:space="preserve">· </w:t>
+      </w:r>
+      <w:r>
+        <w:rPr w:rFonts="맑은 고딕">
+          <w:rFonts w:ascii="맑은 고딕" w:hAnsi="맑은 고딕" w:eastAsia="맑은 고딕"/>
+          <w:b/>
+          <w:color w:val="1F2937"/>
+          <w:sz w:val="21"/>
+        </w:rPr>
+        <w:t xml:space="preserve">생몰년도: </w:t>
+      </w:r>
+      <w:r>
+        <w:rPr w:rFonts="맑은 고딕">
+          <w:rFonts w:ascii="맑은 고딕" w:hAnsi="맑은 고딕" w:eastAsia="맑은 고딕"/>
+          <w:b w:val="0"/>
+          <w:sz w:val="21"/>
+        </w:rPr>
+        <w:t>1958년 결성 (배리 깁 1946년생, 로빈 깁 1949~2012, 모리스 깁 1949~2003)</w:t>
+      </w:r>
+    </w:p>
+    <w:p>
+      <w:pPr>
+        <w:spacing w:line="324" w:lineRule="auto" w:after="80"/>
+      </w:pPr>
+      <w:r>
+        <w:rPr w:rFonts="맑은 고딕">
+          <w:rFonts w:ascii="맑은 고딕" w:hAnsi="맑은 고딕" w:eastAsia="맑은 고딕"/>
+          <w:b w:val="0"/>
+          <w:color w:val="6B7280"/>
+          <w:sz w:val="21"/>
+        </w:rPr>
+        <w:t xml:space="preserve">· </w:t>
+      </w:r>
+      <w:r>
+        <w:rPr w:rFonts="맑은 고딕">
+          <w:rFonts w:ascii="맑은 고딕" w:hAnsi="맑은 고딕" w:eastAsia="맑은 고딕"/>
+          <w:b/>
+          <w:color w:val="1F2937"/>
+          <w:sz w:val="21"/>
+        </w:rPr>
+        <w:t xml:space="preserve">그룹 소속: </w:t>
+      </w:r>
+      <w:r>
+        <w:rPr w:rFonts="맑은 고딕">
+          <w:rFonts w:ascii="맑은 고딕" w:hAnsi="맑은 고딕" w:eastAsia="맑은 고딕"/>
+          <w:b w:val="0"/>
+          <w:sz w:val="21"/>
+        </w:rPr>
+        <w:t>3인조 보컬/팝 그룹</w:t>
+      </w:r>
+    </w:p>
+    <w:p>
+      <w:pPr>
+        <w:spacing w:line="324" w:lineRule="auto" w:after="80"/>
+      </w:pPr>
+      <w:r>
+        <w:rPr w:rFonts="맑은 고딕">
+          <w:rFonts w:ascii="맑은 고딕" w:hAnsi="맑은 고딕" w:eastAsia="맑은 고딕"/>
+          <w:b w:val="0"/>
+          <w:color w:val="6B7280"/>
+          <w:sz w:val="21"/>
+        </w:rPr>
+        <w:t xml:space="preserve">· </w:t>
+      </w:r>
+      <w:r>
+        <w:rPr w:rFonts="맑은 고딕">
+          <w:rFonts w:ascii="맑은 고딕" w:hAnsi="맑은 고딕" w:eastAsia="맑은 고딕"/>
+          <w:b/>
+          <w:color w:val="1F2937"/>
+          <w:sz w:val="21"/>
+        </w:rPr>
+        <w:t xml:space="preserve">아티스트 소개: </w:t>
+      </w:r>
+      <w:r>
+        <w:rPr w:rFonts="맑은 고딕">
+          <w:rFonts w:ascii="맑은 고딕" w:hAnsi="맑은 고딕" w:eastAsia="맑은 고딕"/>
+          <w:b w:val="0"/>
+          <w:sz w:val="21"/>
+        </w:rPr>
+        <w:t>배리, 로빈, 모리스 깁 삼형제로 결성된 비지스는 천상의 3성 화음과 천재적인 송라이팅 역량으로 팝 음악의 황금기를 주도한 전설적인 그룹입니다. 1960년대의 애절한 바로크 팝부터 1970년대의 세련된 훵크와 디스코에 이르기까지 장르의 경계를 넘어 끊임없는 혁신을 이뤄내며 팝 역사에 불멸의 족적을 남겼습니다.</w:t>
+      </w:r>
+    </w:p>
+    <w:p>
+      <w:pPr>
+        <w:spacing w:line="324" w:lineRule="auto" w:before="200" w:after="80"/>
+      </w:pPr>
+      <w:r>
+        <w:rPr w:rFonts="맑은 고딕">
+          <w:rFonts w:ascii="맑은 고딕" w:hAnsi="맑은 고딕" w:eastAsia="맑은 고딕"/>
+          <w:b/>
+          <w:color w:val="1E3A8A"/>
+          <w:sz w:val="24"/>
+        </w:rPr>
+        <w:t>3. 음반 상세 분석</w:t>
+      </w:r>
+    </w:p>
+    <w:p>
+      <w:pPr>
+        <w:spacing w:line="324" w:lineRule="auto" w:after="80"/>
+      </w:pPr>
+      <w:r>
+        <w:rPr w:rFonts="맑은 고딕">
+          <w:rFonts w:ascii="맑은 고딕" w:hAnsi="맑은 고딕" w:eastAsia="맑은 고딕"/>
+          <w:b w:val="0"/>
+          <w:color w:val="6B7280"/>
+          <w:sz w:val="21"/>
+        </w:rPr>
+        <w:t xml:space="preserve">· </w:t>
+      </w:r>
+      <w:r>
+        <w:rPr w:rFonts="맑은 고딕">
+          <w:rFonts w:ascii="맑은 고딕" w:hAnsi="맑은 고딕" w:eastAsia="맑은 고딕"/>
+          <w:b/>
+          <w:color w:val="1F2937"/>
+          <w:sz w:val="21"/>
+        </w:rPr>
+        <w:t xml:space="preserve">역사적 위치: </w:t>
+      </w:r>
+      <w:r>
+        <w:rPr w:rFonts="맑은 고딕">
+          <w:rFonts w:ascii="맑은 고딕" w:hAnsi="맑은 고딕" w:eastAsia="맑은 고딕"/>
+          <w:b w:val="0"/>
+          <w:sz w:val="21"/>
+        </w:rPr>
+        <w:t>본 작은 1960년대 초창기 히트 발라드부터 'Main Course'와 'Children of the World'로 대변되는 세련된 소울/알앤비 음악을 총망라한 음악적 집대성입니다. 곧이어 불어닥칠 '토요일 밤의 열기(Saturday Night Fever)' 신드롬 직전, 밴드의 연주력과 가창 기량이 최고조에 달했던 순간의 찬란한 기록으로서 팝 실황 음반의 모범을 보여줍니다.</w:t>
+      </w:r>
+    </w:p>
+    <w:p>
+      <w:pPr>
+        <w:spacing w:line="324" w:lineRule="auto" w:after="80"/>
+      </w:pPr>
+      <w:r>
+        <w:rPr w:rFonts="맑은 고딕">
+          <w:rFonts w:ascii="맑은 고딕" w:hAnsi="맑은 고딕" w:eastAsia="맑은 고딕"/>
+          <w:b w:val="0"/>
+          <w:color w:val="6B7280"/>
+          <w:sz w:val="21"/>
+        </w:rPr>
+        <w:t xml:space="preserve">· </w:t>
+      </w:r>
+      <w:r>
+        <w:rPr w:rFonts="맑은 고딕">
+          <w:rFonts w:ascii="맑은 고딕" w:hAnsi="맑은 고딕" w:eastAsia="맑은 고딕"/>
+          <w:b/>
+          <w:color w:val="1F2937"/>
+          <w:sz w:val="21"/>
+        </w:rPr>
+        <w:t xml:space="preserve">시대의 흔적(스토리텔링): </w:t>
+      </w:r>
+      <w:r>
+        <w:rPr w:rFonts="맑은 고딕">
+          <w:rFonts w:ascii="맑은 고딕" w:hAnsi="맑은 고딕" w:eastAsia="맑은 고딕"/>
+          <w:b w:val="0"/>
+          <w:sz w:val="21"/>
+        </w:rPr>
+        <w:t>1970년대 후반의 찬란한 해방감과 디스코 문화의 약동, 그리고 낭만적 서정성이 절묘하게 교차하던 시대의 공기를 생생하게 품고 있습니다. 거대한 공연장을 가득 채운 청춘들의 환호와 삼형제가 빚어내는 정교한 화음의 물결은, 그 시절 팝 음악이 청자들에게 안겨주었던 순수한 열정과 낭만적 위로를 고스란히 환기합니다.</w:t>
+      </w:r>
+    </w:p>
+    <w:p>
+      <w:pPr>
+        <w:spacing w:line="324" w:lineRule="auto" w:before="200" w:after="80"/>
+      </w:pPr>
+      <w:r>
+        <w:rPr w:rFonts="맑은 고딕">
+          <w:rFonts w:ascii="맑은 고딕" w:hAnsi="맑은 고딕" w:eastAsia="맑은 고딕"/>
+          <w:b/>
+          <w:color w:val="1E3A8A"/>
+          <w:sz w:val="24"/>
+        </w:rPr>
+        <w:t>4. 주요 수록곡 및 감상 제언</w:t>
+      </w:r>
+    </w:p>
+    <w:p>
+      <w:pPr>
+        <w:spacing w:line="324" w:lineRule="auto" w:after="80"/>
+      </w:pPr>
+      <w:r>
+        <w:rPr w:rFonts="맑은 고딕">
+          <w:rFonts w:ascii="맑은 고딕" w:hAnsi="맑은 고딕" w:eastAsia="맑은 고딕"/>
+          <w:b w:val="0"/>
+          <w:color w:val="6B7280"/>
+          <w:sz w:val="21"/>
+        </w:rPr>
+        <w:t xml:space="preserve">· </w:t>
+      </w:r>
+      <w:r>
+        <w:rPr w:rFonts="맑은 고딕">
+          <w:rFonts w:ascii="맑은 고딕" w:hAnsi="맑은 고딕" w:eastAsia="맑은 고딕"/>
+          <w:b/>
+          <w:color w:val="1F2937"/>
+          <w:sz w:val="21"/>
+        </w:rPr>
+        <w:t xml:space="preserve">주요 수록곡 특징: </w:t>
+      </w:r>
+      <w:r>
+        <w:rPr w:rFonts="맑은 고딕">
+          <w:rFonts w:ascii="맑은 고딕" w:hAnsi="맑은 고딕" w:eastAsia="맑은 고딕"/>
+          <w:b w:val="0"/>
+          <w:sz w:val="21"/>
+        </w:rPr>
+      </w:r>
+    </w:p>
+    <w:p>
+      <w:pPr>
+        <w:spacing w:line="324" w:lineRule="auto" w:after="80"/>
+      </w:pPr>
+      <w:r>
+        <w:rPr w:rFonts="맑은 고딕">
+          <w:rFonts w:ascii="맑은 고딕" w:hAnsi="맑은 고딕" w:eastAsia="맑은 고딕"/>
+          <w:b w:val="0"/>
+          <w:color w:val="6B7280"/>
+          <w:sz w:val="21"/>
+        </w:rPr>
+        <w:t xml:space="preserve">· </w:t>
+      </w:r>
+      <w:r>
+        <w:rPr w:rFonts="맑은 고딕">
+          <w:rFonts w:ascii="맑은 고딕" w:hAnsi="맑은 고딕" w:eastAsia="맑은 고딕"/>
+          <w:b/>
+          <w:color w:val="1F2937"/>
+          <w:sz w:val="21"/>
+        </w:rPr>
+        <w:t xml:space="preserve">"I've Gotta Get a Message to You", "How Can You Mend a Broken Heart": </w:t>
+      </w:r>
+      <w:r>
+        <w:rPr w:rFonts="맑은 고딕">
+          <w:rFonts w:ascii="맑은 고딕" w:hAnsi="맑은 고딕" w:eastAsia="맑은 고딕"/>
+          <w:b w:val="0"/>
+          <w:sz w:val="21"/>
+        </w:rPr>
+        <w:t>관객의 숨죽인 감탄 속에서 울려 퍼지는 서정적 발라드로, 삼형제의 유려한 하모니와 짙은 호소력이 심금을 울립니다.</w:t>
+      </w:r>
+    </w:p>
+    <w:p>
+      <w:pPr>
+        <w:spacing w:line="324" w:lineRule="auto" w:after="80"/>
+      </w:pPr>
+      <w:r>
+        <w:rPr w:rFonts="맑은 고딕">
+          <w:rFonts w:ascii="맑은 고딕" w:hAnsi="맑은 고딕" w:eastAsia="맑은 고딕"/>
+          <w:b w:val="0"/>
+          <w:color w:val="6B7280"/>
+          <w:sz w:val="21"/>
+        </w:rPr>
+        <w:t xml:space="preserve">· </w:t>
+      </w:r>
+      <w:r>
+        <w:rPr w:rFonts="맑은 고딕">
+          <w:rFonts w:ascii="맑은 고딕" w:hAnsi="맑은 고딕" w:eastAsia="맑은 고딕"/>
+          <w:b/>
+          <w:color w:val="1F2937"/>
+          <w:sz w:val="21"/>
+        </w:rPr>
+        <w:t xml:space="preserve">"Jive Talkin'", "Nights on Broadway": </w:t>
+      </w:r>
+      <w:r>
+        <w:rPr w:rFonts="맑은 고딕">
+          <w:rFonts w:ascii="맑은 고딕" w:hAnsi="맑은 고딕" w:eastAsia="맑은 고딕"/>
+          <w:b w:val="0"/>
+          <w:sz w:val="21"/>
+        </w:rPr>
+        <w:t>배리 깁의 독창적인 팔세토 보컬과 빈틈없는 리듬 섹션이 유기적으로 맞물려 폭발적인 그루브를 만들어냅니다.</w:t>
+      </w:r>
+    </w:p>
+    <w:p>
+      <w:pPr>
+        <w:spacing w:line="324" w:lineRule="auto" w:after="80"/>
+      </w:pPr>
+      <w:r>
+        <w:rPr w:rFonts="맑은 고딕">
+          <w:rFonts w:ascii="맑은 고딕" w:hAnsi="맑은 고딕" w:eastAsia="맑은 고딕"/>
+          <w:b w:val="0"/>
+          <w:color w:val="6B7280"/>
+          <w:sz w:val="21"/>
+        </w:rPr>
+        <w:t xml:space="preserve">· </w:t>
+      </w:r>
+      <w:r>
+        <w:rPr w:rFonts="맑은 고딕">
+          <w:rFonts w:ascii="맑은 고딕" w:hAnsi="맑은 고딕" w:eastAsia="맑은 고딕"/>
+          <w:b/>
+          <w:color w:val="1F2937"/>
+          <w:sz w:val="21"/>
+        </w:rPr>
+        <w:t xml:space="preserve">"You Should Be Dancing": </w:t>
+      </w:r>
+      <w:r>
+        <w:rPr w:rFonts="맑은 고딕">
+          <w:rFonts w:ascii="맑은 고딕" w:hAnsi="맑은 고딕" w:eastAsia="맑은 고딕"/>
+          <w:b w:val="0"/>
+          <w:sz w:val="21"/>
+        </w:rPr>
+        <w:t>화려한 브라스 세션과 훵키한 베이스라인이 어우러져 콘서트홀을 거대한 축제의 장으로 탈바꿈시키는 절정의 트랙입니다.</w:t>
+      </w:r>
+    </w:p>
+    <w:p>
+      <w:pPr>
+        <w:spacing w:line="324" w:lineRule="auto" w:after="80"/>
+      </w:pPr>
+      <w:r>
+        <w:rPr w:rFonts="맑은 고딕">
+          <w:rFonts w:ascii="맑은 고딕" w:hAnsi="맑은 고딕" w:eastAsia="맑은 고딕"/>
+          <w:b w:val="0"/>
+          <w:color w:val="6B7280"/>
+          <w:sz w:val="21"/>
+        </w:rPr>
+        <w:t xml:space="preserve">· </w:t>
+      </w:r>
+      <w:r>
+        <w:rPr w:rFonts="맑은 고딕">
+          <w:rFonts w:ascii="맑은 고딕" w:hAnsi="맑은 고딕" w:eastAsia="맑은 고딕"/>
+          <w:b/>
+          <w:color w:val="1F2937"/>
+          <w:sz w:val="21"/>
+        </w:rPr>
+        <w:t xml:space="preserve">빈티지 감상 제언: </w:t>
+      </w:r>
+      <w:r>
+        <w:rPr w:rFonts="맑은 고딕">
+          <w:rFonts w:ascii="맑은 고딕" w:hAnsi="맑은 고딕" w:eastAsia="맑은 고딕"/>
+          <w:b w:val="0"/>
+          <w:sz w:val="21"/>
+        </w:rPr>
+        <w:t>2장의 바이닐이 선사하는 넓은 다이내믹 레인지와 관객의 함성이 공간을 채우는 현장감은 아날로그 턴테이블을 통해 들을 때 비로소 진가를 발휘합니다. 진공관 앰프 특유의 포근한 배음과 카트리지가 긁어내는 섬세한 마찰음은 삼형제의 숨결과 현장의 잔향을 입체적으로 복원하여, 마치 1976년 더 포럼의 객석 한가운데 앉아 있는 듯한 황홀한 공감각적 경험을 선사합니다.</w:t>
+      </w:r>
+    </w:p>
+    <w:p>
+      <w:pPr>
+        <w:spacing w:line="324" w:lineRule="auto" w:after="80"/>
+      </w:pPr>
+      <w:r>
+        <w:rPr w:rFonts="맑은 고딕">
+          <w:rFonts w:ascii="맑은 고딕" w:hAnsi="맑은 고딕" w:eastAsia="맑은 고딕"/>
+          <w:b w:val="0"/>
+          <w:color w:val="6B7280"/>
+          <w:sz w:val="21"/>
+        </w:rPr>
+        <w:t xml:space="preserve">· </w:t>
+      </w:r>
+      <w:r>
+        <w:rPr w:rFonts="맑은 고딕">
+          <w:rFonts w:ascii="맑은 고딕" w:hAnsi="맑은 고딕" w:eastAsia="맑은 고딕"/>
+          <w:b/>
+          <w:color w:val="1F2937"/>
+          <w:sz w:val="21"/>
+        </w:rPr>
+        <w:t xml:space="preserve">소장 가치: </w:t>
+      </w:r>
+      <w:r>
+        <w:rPr w:rFonts="맑은 고딕">
+          <w:rFonts w:ascii="맑은 고딕" w:hAnsi="맑은 고딕" w:eastAsia="맑은 고딕"/>
+          <w:b w:val="0"/>
+          <w:sz w:val="21"/>
+        </w:rPr>
+        <w:t>전설적인 디스코 열풍 직전의 순수한 밴드 사운드와 무결점 라이브 퍼포먼스를 게이트폴드 커버의 아날로그 음반으로 간직할 수 있다는 점에서, 정통 팝 애호가와 LP 컬렉터 모두에게 대체 불가능한 소장 가치를 지닙니다.</w:t>
+      </w:r>
+    </w:p>
+    <w:p>
+      <w:pPr>
+        <w:spacing w:line="324" w:lineRule="auto" w:after="120" w:before="160"/>
+      </w:pPr>
+      <w:r>
+        <w:rPr w:rFonts="맑은 고딕">
+          <w:rFonts w:ascii="맑은 고딕" w:hAnsi="맑은 고딕" w:eastAsia="맑은 고딕"/>
+          <w:b/>
+          <w:color w:val="4338CA"/>
+          <w:sz w:val="21"/>
+        </w:rPr>
+        <w:t>이 음반을 통해 시대의 문턱을 넘어 찬란하게 빛나는 비지스의 천상 화음과 아날로그 바이닐이 전해주는 감동을 다시 한번 경험해 보시는 것은 어떨까요?</w:t>
       </w:r>
     </w:p>
     <w:sectPr>
       <w:pgSz w:w="12240" w:h="15840"/>
-      <w:pgMar w:top="1440" w:right="1440" w:bottom="1440" w:left="1440" w:header="720" w:footer="720" w:gutter="0"/>
+      <w:pgMar w:top="1152" w:right="1296" w:bottom="1152" w:left="1296" w:header="720" w:footer="720" w:gutter="0"/>
       <w:cols w:space="720"/>
       <w:docGrid w:linePitch="360"/>
     </w:sectPr>

--- a/word_reports/LP_0071_위치_359_Bee Gees_Here at Last... .docx
+++ b/word_reports/LP_0071_위치_359_Bee Gees_Here at Last... .docx
@@ -32,7 +32,7 @@
     </w:p>
     <w:p>
       <w:pPr>
-        <w:spacing w:line="324" w:lineRule="auto" w:before="80" w:after="160"/>
+        <w:spacing w:line="324" w:lineRule="auto" w:before="80" w:after="120"/>
       </w:pPr>
       <w:r>
         <w:rPr w:rFonts="맑은 고딕">
@@ -42,13 +42,6 @@
           <w:sz w:val="22"/>
         </w:rPr>
         <w:t xml:space="preserve">[음반 소개] </w:t>
-      </w:r>
-      <w:r>
-        <w:rPr w:rFonts="맑은 고딕">
-          <w:rFonts w:ascii="맑은 고딕" w:hAnsi="맑은 고딕" w:eastAsia="맑은 고딕"/>
-          <w:b w:val="0"/>
-          <w:sz w:val="21"/>
-        </w:rPr>
       </w:r>
     </w:p>
     <w:p>
@@ -61,7 +54,33 @@
           <w:b w:val="0"/>
           <w:sz w:val="21"/>
         </w:rPr>
-        <w:t>1970년대 후반, 전 세계 팝 음악계의 거대한 지각변동을 예고하던 거장 비지스(Bee Gees)의 찬란한 전성기 에너지를 생생하게 박제한 최초의 공식 라이브 더블 앨범입니다. 로스앤젤레스 더 포럼(The Forum)의 열기 어린 밤을 수놓은 삼형제의 독보적인 화음은 섬세한 챔버 팝의 서정성과 약동하는 알앤비·디스코 그루브 사이를 완벽하게 유영합니다. 스튜디오 음반의 정교함을 넘어선 무대 위의 숨결과 전율이 고스란히 담겨 있어, 시대의 문턱에서 피어난 팝 하모니의 정점을 목도하게 하는 불멸의 실황 명반입니다.</w:t>
+        <w:t>1976년 12월 20일, 미국 캘리포니아 잉글우드의 '더 포럼(The Forum)'을 가득 메운 수만 명의 함성은 팝 음악 역사의 거대한 지각변동을 알리는 서막이었습니다. 비지스(Bee Gees)의 공식 커리어상 최초의 실황 더블 음반으로 기록된 본작 『Here at Last... Live』는, 1977년 5월 발매와 동시에 전 세계 팝 음악계의 시선을 단숨에 사로잡았습니다. 당시 이들은 1960년대의 애잔하고 서정적인 바로크 팝의 영광을 뒤로하고, 『Main Course』(1975)와 『Children of the World』(1976)를 통해 감각적인 블루아이드 소울과 훵크의 세례를 듬뿍 머금은 채 새로운 전성기를 구가하고 있었습니다. 이 음반은 머지않아 도래할 세기의 메가 히트작 『Saturday Night Fever』의 거대한 폭풍 직전, 비지스가 품고 있던 폭발적인 음악적 에너지와 예술적 자신감이 가장 찬란하게 빛을 발하던 정점의 순간을 박제한 기념비적 기록입니다.</w:t>
+      </w:r>
+    </w:p>
+    <w:p>
+      <w:pPr>
+        <w:spacing w:line="324" w:lineRule="auto" w:after="120"/>
+      </w:pPr>
+      <w:r>
+        <w:rPr w:rFonts="맑은 고딕">
+          <w:rFonts w:ascii="맑은 고딕" w:hAnsi="맑은 고딕" w:eastAsia="맑은 고딕"/>
+          <w:b w:val="0"/>
+          <w:sz w:val="21"/>
+        </w:rPr>
+        <w:t>본 앨범이 전하는 가장 위대한 예술적 성취는, 스튜디오의 완벽주의적 정밀함 속에 머물던 깁 삼형제(배리, 로빈, 모리스)의 천재성이 무대라는 광활한 공간 위에서 완벽한 유기체로 살아 숨 쉰다는 점입니다. 배리 깁의 혁신적이고도 관능적인 팔세토 창법, 로빈 깁 특유의 처연하면서도 떨리는 듯한 비브라토, 그리고 이 모든 사운드의 기저를 든든하게 떠받치며 음악적 뼈대를 완성하는 모리스 깁의 정교한 베이스와 화음은 무대 위에서 비로소 '하나의 호흡'으로 융합됩니다. 이들은 단순히 지나간 히트곡을 나열하는 데 그치지 않고, 록의 역동성과 소울의 깊은 그루브, 그리고 심포닉한 오케스트레이션이 라이브 밴드의 숨결과 맞물려 터져 나오는 압도적인 생명력을 청자에게 선사합니다.</w:t>
+      </w:r>
+    </w:p>
+    <w:p>
+      <w:pPr>
+        <w:spacing w:line="324" w:lineRule="auto" w:after="120"/>
+      </w:pPr>
+      <w:r>
+        <w:rPr w:rFonts="맑은 고딕">
+          <w:rFonts w:ascii="맑은 고딕" w:hAnsi="맑은 고딕" w:eastAsia="맑은 고딕"/>
+          <w:b w:val="0"/>
+          <w:sz w:val="21"/>
+        </w:rPr>
+        <w:t>음악사적 관점에서 볼 때 본작은 비지스가 전하고자 했던 삶의 고뇌와 낭만, 그리고 사랑에 대한 서사가 하나의 거대한 드라마로 완성되는 현장입니다. 초기 명곡들이 지닌 비극적 아름다움과 70년대 중반을 관통하는 도회적 리듬감의 교차는, 상처 입은 영혼을 위로하는 동시에 삶을 향한 환희로 나아가게 하는 치유의 메커니즘을 보여줍니다. 거친 숨소리와 객석의 뜨거운 열기, 그리고 완벽한 보컬 하모니가 한데 뒤섞인 이 실황은 세월이 흘러도 결코 탈색되지 않는 아날로그적 온기와 낭만을 고스란히 간직한 채 오늘날의 애호가들에게도 깊은 감정적 전율을 안겨줍니다.</w:t>
       </w:r>
     </w:p>
     <w:p>
@@ -168,7 +187,7 @@
           <w:b w:val="0"/>
           <w:sz w:val="21"/>
         </w:rPr>
-        <w:t>1976년 12월 로스앤젤레스 더 포럼(The Forum) 실황을 녹음하여 1977년 5월 RSO 레코드를 통해 발표된 비지스의 첫 공식 더블 라이브 음반으로, 밴드의 황금기를 증명하는 역사적 기록물입니다.</w:t>
+        <w:t>1977년 5월 RSO 레코드사를 통해 발매된 비지스의 첫 공식 라이브 더블 LP 음반으로, 1976년 12월 20일 로스앤젤레스 '더 포럼' 공연의 뜨거운 열기를 최첨단 24트랙 모바일 스튜디오로 포착하여 완성한 역사적 명반입니다.</w:t>
       </w:r>
     </w:p>
     <w:p>
@@ -199,7 +218,7 @@
           <w:b w:val="0"/>
           <w:sz w:val="21"/>
         </w:rPr>
-        <w:t>발매 직후 미국 빌보드 200 앨범 차트 8위까지 오르며 전미음반산업협회(RIAA) 플래티넘(100만 장 이상 판매) 인증을 획득하였고, 전 세계 주요 차트 상위권을 석권하며 라이브 앨범으로서는 이례적인 상업적 대성공을 기록했습니다.</w:t>
+        <w:t>발매 직후 미국 빌보드 200 앨범 차트 8위까지 오르고 미국 음반 산업 협회(RIAA)로부터 플래티넘(100만 장 이상) 인증을 획득하였으며, 본 앨범 수록 버전의 "Edge of the Universe"가 라이브 싱글로서 빌보드 핫 100 26위를 기록하는 등 대중적으로 커다란 성공을 거두었습니다.</w:t>
       </w:r>
     </w:p>
     <w:p>
@@ -230,7 +249,7 @@
           <w:b w:val="0"/>
           <w:sz w:val="21"/>
         </w:rPr>
-        <w:t>앨범에 수록된 라이브 싱글 'Edge of the Universe'가 빌보드 핫 100 톱 30에 진입하는 등 대중적 성과를 거두었으며, 대중음악 평단으로부터 팝 역사상 가장 완벽한 보컬 하모니를 구현한 무대 실황 중 하나로 높은 권위를 인정받고 있습니다.</w:t>
+        <w:t>1970년대 팝 음악계를 장식한 가장 뛰어난 라이브 앨범 중 하나로 평단의 찬사를 받았으며, 비지스가 스튜디오 아티스트를 넘어 무대 위에서도 탁월한 가창력과 연주력을 갖춘 최고의 퍼포머임을 공인받은 결정적 계기가 되었습니다.</w:t>
       </w:r>
     </w:p>
     <w:p>
@@ -275,7 +294,7 @@
           <w:b w:val="0"/>
           <w:sz w:val="21"/>
         </w:rPr>
-        <w:t>영국 (활동 기반: 호주 및 미국)</w:t>
+        <w:t>영국 / 호주 (United Kingdom / Australia)</w:t>
       </w:r>
     </w:p>
     <w:p>
@@ -306,7 +325,7 @@
           <w:b w:val="0"/>
           <w:sz w:val="21"/>
         </w:rPr>
-        <w:t>1958년 결성 (배리 깁 1946년생, 로빈 깁 1949~2012, 모리스 깁 1949~2003)</w:t>
+        <w:t>배리 깁(Barry Gibb, 1946~ ), 로빈 깁(Robin Gibb, 1949~2012), 모리스 깁(Maurice Gibb, 1949~2003) / 그룹 결성 1958년</w:t>
       </w:r>
     </w:p>
     <w:p>
@@ -337,7 +356,7 @@
           <w:b w:val="0"/>
           <w:sz w:val="21"/>
         </w:rPr>
-        <w:t>3인조 보컬/팝 그룹</w:t>
+        <w:t>3인조 형제 팝 보컬 그룹</w:t>
       </w:r>
     </w:p>
     <w:p>
@@ -368,7 +387,7 @@
           <w:b w:val="0"/>
           <w:sz w:val="21"/>
         </w:rPr>
-        <w:t>배리, 로빈, 모리스 깁 삼형제로 결성된 비지스는 천상의 3성 화음과 천재적인 송라이팅 역량으로 팝 음악의 황금기를 주도한 전설적인 그룹입니다. 1960년대의 애절한 바로크 팝부터 1970년대의 세련된 훵크와 디스코에 이르기까지 장르의 경계를 넘어 끊임없는 혁신을 이뤄내며 팝 역사에 불멸의 족적을 남겼습니다.</w:t>
+        <w:t>배리, 로빈, 모리스 깁 형제로 구성된 비지스는 천부적인 송라이팅 감각과 피를 나눈 형제들만이 빚어낼 수 있는 천상의 3성 화음으로 반세기에 걸쳐 팝 역사를 주도한 전설입니다. 60년대 바로크 팝과 포크 록에서부터 70년대 블루아이드 소울, 훵크, 디스코에 이르기까지 폭넓은 음악적 스펙트럼을 유려하게 직조해 낸 20세기 대중음악의 위대한 거장입니다.</w:t>
       </w:r>
     </w:p>
     <w:p>
@@ -413,7 +432,7 @@
           <w:b w:val="0"/>
           <w:sz w:val="21"/>
         </w:rPr>
-        <w:t>본 작은 1960년대 초창기 히트 발라드부터 'Main Course'와 'Children of the World'로 대변되는 세련된 소울/알앤비 음악을 총망라한 음악적 집대성입니다. 곧이어 불어닥칠 '토요일 밤의 열기(Saturday Night Fever)' 신드롬 직전, 밴드의 연주력과 가창 기량이 최고조에 달했던 순간의 찬란한 기록으로서 팝 실황 음반의 모범을 보여줍니다.</w:t>
+        <w:t>본작은 비지스의 1막이라 할 수 있는 1960년대 챔버 팝/발라드 명곡들과 2막의 서막을 연 1970년대 중반 R&amp;B/디스코 사운드가 한자리에서 조화를 이룬 기념비적 분수령입니다. 향후 전 세계를 뒤흔든 『Saturday Night Fever』 신드롬 직전, 밴드의 절정기 기량과 사운드 메이킹 능력이 집대성된 라이브 음반으로서 높은 완성도와 사료적 가치를 지닙니다.</w:t>
       </w:r>
     </w:p>
     <w:p>
@@ -444,7 +463,7 @@
           <w:b w:val="0"/>
           <w:sz w:val="21"/>
         </w:rPr>
-        <w:t>1970년대 후반의 찬란한 해방감과 디스코 문화의 약동, 그리고 낭만적 서정성이 절묘하게 교차하던 시대의 공기를 생생하게 품고 있습니다. 거대한 공연장을 가득 채운 청춘들의 환호와 삼형제가 빚어내는 정교한 화음의 물결은, 그 시절 팝 음악이 청자들에게 안겨주었던 순수한 열정과 낭만적 위로를 고스란히 환기합니다.</w:t>
+        <w:t>1970년대 후반의 낭만과 도시적 열기가 밤공기를 수놓던 시절, 자유와 쾌락, 그리고 세련된 도회적 서정을 갈망하던 청춘들의 심장이 고스란히 투영되어 있습니다. 어두운 콘서트홀을 메운 팬들의 뜨거운 환호와 그에 화답하는 형제들의 유려한 보컬은 베트남 전쟁 이후 치유와 열정을 갈구하던 당대 미국 청년 문화의 정서적 온도를 선명하게 증언합니다.</w:t>
       </w:r>
     </w:p>
     <w:p>
@@ -489,99 +508,7 @@
           <w:b w:val="0"/>
           <w:sz w:val="21"/>
         </w:rPr>
-      </w:r>
-    </w:p>
-    <w:p>
-      <w:pPr>
-        <w:spacing w:line="324" w:lineRule="auto" w:after="80"/>
-      </w:pPr>
-      <w:r>
-        <w:rPr w:rFonts="맑은 고딕">
-          <w:rFonts w:ascii="맑은 고딕" w:hAnsi="맑은 고딕" w:eastAsia="맑은 고딕"/>
-          <w:b w:val="0"/>
-          <w:color w:val="6B7280"/>
-          <w:sz w:val="21"/>
-        </w:rPr>
-        <w:t xml:space="preserve">· </w:t>
-      </w:r>
-      <w:r>
-        <w:rPr w:rFonts="맑은 고딕">
-          <w:rFonts w:ascii="맑은 고딕" w:hAnsi="맑은 고딕" w:eastAsia="맑은 고딕"/>
-          <w:b/>
-          <w:color w:val="1F2937"/>
-          <w:sz w:val="21"/>
-        </w:rPr>
-        <w:t xml:space="preserve">"I've Gotta Get a Message to You", "How Can You Mend a Broken Heart": </w:t>
-      </w:r>
-      <w:r>
-        <w:rPr w:rFonts="맑은 고딕">
-          <w:rFonts w:ascii="맑은 고딕" w:hAnsi="맑은 고딕" w:eastAsia="맑은 고딕"/>
-          <w:b w:val="0"/>
-          <w:sz w:val="21"/>
-        </w:rPr>
-        <w:t>관객의 숨죽인 감탄 속에서 울려 퍼지는 서정적 발라드로, 삼형제의 유려한 하모니와 짙은 호소력이 심금을 울립니다.</w:t>
-      </w:r>
-    </w:p>
-    <w:p>
-      <w:pPr>
-        <w:spacing w:line="324" w:lineRule="auto" w:after="80"/>
-      </w:pPr>
-      <w:r>
-        <w:rPr w:rFonts="맑은 고딕">
-          <w:rFonts w:ascii="맑은 고딕" w:hAnsi="맑은 고딕" w:eastAsia="맑은 고딕"/>
-          <w:b w:val="0"/>
-          <w:color w:val="6B7280"/>
-          <w:sz w:val="21"/>
-        </w:rPr>
-        <w:t xml:space="preserve">· </w:t>
-      </w:r>
-      <w:r>
-        <w:rPr w:rFonts="맑은 고딕">
-          <w:rFonts w:ascii="맑은 고딕" w:hAnsi="맑은 고딕" w:eastAsia="맑은 고딕"/>
-          <w:b/>
-          <w:color w:val="1F2937"/>
-          <w:sz w:val="21"/>
-        </w:rPr>
-        <w:t xml:space="preserve">"Jive Talkin'", "Nights on Broadway": </w:t>
-      </w:r>
-      <w:r>
-        <w:rPr w:rFonts="맑은 고딕">
-          <w:rFonts w:ascii="맑은 고딕" w:hAnsi="맑은 고딕" w:eastAsia="맑은 고딕"/>
-          <w:b w:val="0"/>
-          <w:sz w:val="21"/>
-        </w:rPr>
-        <w:t>배리 깁의 독창적인 팔세토 보컬과 빈틈없는 리듬 섹션이 유기적으로 맞물려 폭발적인 그루브를 만들어냅니다.</w:t>
-      </w:r>
-    </w:p>
-    <w:p>
-      <w:pPr>
-        <w:spacing w:line="324" w:lineRule="auto" w:after="80"/>
-      </w:pPr>
-      <w:r>
-        <w:rPr w:rFonts="맑은 고딕">
-          <w:rFonts w:ascii="맑은 고딕" w:hAnsi="맑은 고딕" w:eastAsia="맑은 고딕"/>
-          <w:b w:val="0"/>
-          <w:color w:val="6B7280"/>
-          <w:sz w:val="21"/>
-        </w:rPr>
-        <w:t xml:space="preserve">· </w:t>
-      </w:r>
-      <w:r>
-        <w:rPr w:rFonts="맑은 고딕">
-          <w:rFonts w:ascii="맑은 고딕" w:hAnsi="맑은 고딕" w:eastAsia="맑은 고딕"/>
-          <w:b/>
-          <w:color w:val="1F2937"/>
-          <w:sz w:val="21"/>
-        </w:rPr>
-        <w:t xml:space="preserve">"You Should Be Dancing": </w:t>
-      </w:r>
-      <w:r>
-        <w:rPr w:rFonts="맑은 고딕">
-          <w:rFonts w:ascii="맑은 고딕" w:hAnsi="맑은 고딕" w:eastAsia="맑은 고딕"/>
-          <w:b w:val="0"/>
-          <w:sz w:val="21"/>
-        </w:rPr>
-        <w:t>화려한 브라스 세션과 훵키한 베이스라인이 어우러져 콘서트홀을 거대한 축제의 장으로 탈바꿈시키는 절정의 트랙입니다.</w:t>
+        <w:t>애절한 서정시의 극치를 보여주는 "I've Gotta Get a Message to You", "How Can You Mend a Broken Heart", "To Love Somebody"의 아름다운 멜로디라인은 가슴을 뭉클하게 적시며, 탄력 넘치는 그루브와 배리 깁의 독보적인 팔세토가 폭발하는 "Jive Talkin'", "Nights on Broadway", "You Should Be Dancing"은 심장을 뛰게 하는 훵키한 리듬감을 자랑합니다. 특히 싱글로 사랑받은 "Edge of the Universe"의 드라마틱한 전개는 이 음반의 빼놓을 수 없는 백미입니다.</w:t>
       </w:r>
     </w:p>
     <w:p>
@@ -612,7 +539,7 @@
           <w:b w:val="0"/>
           <w:sz w:val="21"/>
         </w:rPr>
-        <w:t>2장의 바이닐이 선사하는 넓은 다이내믹 레인지와 관객의 함성이 공간을 채우는 현장감은 아날로그 턴테이블을 통해 들을 때 비로소 진가를 발휘합니다. 진공관 앰프 특유의 포근한 배음과 카트리지가 긁어내는 섬세한 마찰음은 삼형제의 숨결과 현장의 잔향을 입체적으로 복원하여, 마치 1976년 더 포럼의 객석 한가운데 앉아 있는 듯한 황홀한 공감각적 경험을 선사합니다.</w:t>
+        <w:t>2장의 더블 LP로 구성된 바이닐을 진공관 앰프와 턴테이블에 올리면, 대형 아레나를 웅장하게 울리는 공간감과 현장 관객들의 함성이 두 스피커 사이로 생생히 펼쳐집니다. 리얼 브라스 섹션의 예리한 타격감과 베이스의 묵직한 펀치력, 그리고 깁 형제의 하모니가 만들어내는 배음(Harmonics)의 따스함은 디지털 음원에서는 결코 맛볼 수 없는 아날로그 사운드의 정수를 들려줍니다.</w:t>
       </w:r>
     </w:p>
     <w:p>
@@ -643,7 +570,7 @@
           <w:b w:val="0"/>
           <w:sz w:val="21"/>
         </w:rPr>
-        <w:t>전설적인 디스코 열풍 직전의 순수한 밴드 사운드와 무결점 라이브 퍼포먼스를 게이트폴드 커버의 아날로그 음반으로 간직할 수 있다는 점에서, 정통 팝 애호가와 LP 컬렉터 모두에게 대체 불가능한 소장 가치를 지닙니다.</w:t>
+        <w:t>전 세계 팝 음악의 판도를 바꾸기 직전 비지스의 가장 생생하고도 날것 그대로의 열정을 담아낸 첫 공식 실황이자, 게이트폴드 커버 안에 담긴 화려한 무대 사진과 감각적인 아트워크는 아날로그 시대의 풍요로움을 간직하고 있어 LP 컬렉터라면 반드시 라이브러리에 구비해야 할 필청반입니다.</w:t>
       </w:r>
     </w:p>
     <w:p>
@@ -657,7 +584,7 @@
           <w:color w:val="4338CA"/>
           <w:sz w:val="21"/>
         </w:rPr>
-        <w:t>이 음반을 통해 시대의 문턱을 넘어 찬란하게 빛나는 비지스의 천상 화음과 아날로그 바이닐이 전해주는 감동을 다시 한번 경험해 보시는 것은 어떨까요?</w:t>
+        <w:t>이 음반을 통해 아날로그 바늘 끝에서 피어오르는 깁 형제의 완벽한 하모니와 1976년 겨울밤 로스앤젤레스의 뜨거웠던 공기가 전해주는 감동을 다시 한번 경험해 보시는 것은 어떨까요?</w:t>
       </w:r>
     </w:p>
     <w:sectPr>
